--- a/GiG_Migration_Challenge.docx
+++ b/GiG_Migration_Challenge.docx
@@ -137,7 +137,7 @@
           <w:i w:val="0"/>
           <w:sz w:val="22"/>
         </w:rPr>
-        <w:t>All components run in Docker containers orchestrated by Docker Compose. Data flows from the source CSV through NiFi into Kafka, where two independent consumers persist it to separate PostgreSQL tables.</w:t>
+        <w:t>All components run in Docker containers orchestrated by Docker Compose. Data flows from the source CSV through NiFi into Kafka, where TransactionConsumer persists it to PostgreSQL.</w:t>
       </w:r>
     </w:p>
     <w:p>
@@ -375,21 +375,7 @@
           <w:color w:val="1E406E"/>
           <w:sz w:val="18"/>
         </w:rPr>
-        <w:t xml:space="preserve">          ├── NiFiTransformerService  → PostgreSQL: transactions_target</w:t>
-      </w:r>
-    </w:p>
-    <w:p>
-      <w:pPr>
-        <w:spacing w:before="0" w:after="0"/>
-        <w:shd w:val="clear" w:color="auto" w:fill="F0F4F8"/>
-      </w:pPr>
-      <w:r>
-        <w:rPr>
-          <w:rFonts w:ascii="Courier New" w:hAnsi="Courier New"/>
-          <w:color w:val="1E406E"/>
-          <w:sz w:val="18"/>
-        </w:rPr>
-        <w:t xml:space="preserve">          └── TransactionConsumer     → PostgreSQL: transactions_source</w:t>
+        <w:t xml:space="preserve">          └── TransactionConsumer  → PostgreSQL: transactions_source</w:t>
       </w:r>
     </w:p>
     <w:p>
@@ -729,7 +715,7 @@
           <w:i w:val="0"/>
           <w:sz w:val="22"/>
         </w:rPr>
-        <w:t>A Spring Boot 3 application (Java 17) exposes a REST API for account management and transaction history. It also hosts two Kafka consumers that persist ingested data.</w:t>
+        <w:t>A Spring Boot 3 application (Java 17) exposes a REST API for account management and transaction history. It hosts a Kafka consumer (TransactionConsumer) that persists ingested data.</w:t>
       </w:r>
     </w:p>
     <w:p>
@@ -1132,7 +1118,7 @@
         <w:jc w:val="left"/>
       </w:pPr>
       <w:r>
-        <w:t>4.2 Kafka Consumers</w:t>
+        <w:t>4.2 Kafka Consumer</w:t>
       </w:r>
     </w:p>
     <w:p>
@@ -1145,31 +1131,7 @@
           <w:i w:val="0"/>
           <w:sz w:val="22"/>
         </w:rPr>
-        <w:t>Two consumers subscribe independently to transactions-topic using different consumer groups:</w:t>
-      </w:r>
-    </w:p>
-    <w:p>
-      <w:pPr>
-        <w:pStyle w:val="ListBullet"/>
-        <w:spacing w:after="60"/>
-      </w:pPr>
-      <w:r>
-        <w:rPr>
-          <w:sz w:val="21"/>
-        </w:rPr>
-        <w:t>NiFiTransformerService  (group: nifi-transformer-group) → transactions_target — first-write wins</w:t>
-      </w:r>
-    </w:p>
-    <w:p>
-      <w:pPr>
-        <w:pStyle w:val="ListBullet"/>
-        <w:spacing w:after="60"/>
-      </w:pPr>
-      <w:r>
-        <w:rPr>
-          <w:sz w:val="21"/>
-        </w:rPr>
-        <w:t>TransactionConsumer  (group: gig-consumer-group) → transactions_source — highest amount wins on duplicate</w:t>
+        <w:t>TransactionConsumer subscribes to transactions-topic (group: gig-consumer-group) and persists records to gig.transactions_source with highest-amount-wins duplicate resolution.</w:t>
       </w:r>
     </w:p>
     <w:p/>
@@ -1192,7 +1154,7 @@
           <w:i w:val="0"/>
           <w:sz w:val="22"/>
         </w:rPr>
-        <w:t>The NiFi flow is configured programmatically via the NiFi REST API (scripts/setup-nifi-flow.py). 11 processors are created and wired together. This approach makes the configuration reproducible, version-controlled, and avoids any manual UI interaction.</w:t>
+        <w:t>The NiFi flow is committed as nifi/conf/flow.json.gz and loaded automatically when the NiFi container starts — no manual setup step is required. The flow was originally generated by scripts/setup-nifi-flow.py (kept as a utility for regenerating the flow if needed). The flow runs 11 processors:</w:t>
       </w:r>
     </w:p>
     <w:p>
@@ -1761,7 +1723,7 @@
           <w:i w:val="0"/>
           <w:sz w:val="22"/>
         </w:rPr>
-        <w:t>The flow is built via setup-nifi-flow.py using the NiFi REST API — readable, diff-able, and reproducible on any clean environment. The resulting flow.json.gz is committed to git so NiFi loads the correct flow on first start.</w:t>
+        <w:t>The flow is committed as nifi/conf/flow.json.gz and loaded automatically by the NiFi container on start — diff-able, version-controlled, and reproducible. docker-compose up -d --build is the only command needed: no separate script invocation, no nifi-setup service. The file was generated by scripts/setup-nifi-flow.py, which calls the NiFi REST API to wire 11 processors; it is kept as a utility for regenerating the flow from scratch if the conf directory is wiped.</w:t>
       </w:r>
     </w:p>
     <w:p/>
@@ -1795,19 +1757,7 @@
         <w:rPr>
           <w:sz w:val="21"/>
         </w:rPr>
-        <w:t>gig.transactions_source — populated by TransactionConsumer (duplicate resolution applied)</w:t>
-      </w:r>
-    </w:p>
-    <w:p>
-      <w:pPr>
-        <w:pStyle w:val="ListBullet"/>
-        <w:spacing w:after="60"/>
-      </w:pPr>
-      <w:r>
-        <w:rPr>
-          <w:sz w:val="21"/>
-        </w:rPr>
-        <w:t>gig.transactions_target — populated by NiFiTransformerService (first-write wins)</w:t>
+        <w:t>gig.transactions_source — populated by TransactionConsumer (highest-amount-wins duplicate resolution)</w:t>
       </w:r>
     </w:p>
     <w:p>
@@ -2415,7 +2365,7 @@
         <w:rPr>
           <w:sz w:val="21"/>
         </w:rPr>
-        <w:t>Python 3  →  pip install requests psycopg2-binary</w:t>
+        <w:t>Python 3  →  pip install psycopg2-binary</w:t>
       </w:r>
     </w:p>
     <w:p>
@@ -2448,51 +2398,18 @@
           <w:b/>
           <w:sz w:val="22"/>
         </w:rPr>
-        <w:t>Step 1 — Start infrastructure</w:t>
+        <w:t>Step 1 — Start the full stack</w:t>
       </w:r>
     </w:p>
     <w:p>
-      <w:pPr>
-        <w:spacing w:before="0" w:after="0"/>
-        <w:shd w:val="clear" w:color="auto" w:fill="F0F4F8"/>
-      </w:pPr>
       <w:r>
-        <w:rPr>
-          <w:rFonts w:ascii="Courier New" w:hAnsi="Courier New"/>
-          <w:color w:val="1E406E"/>
-          <w:sz w:val="18"/>
-        </w:rPr>
-        <w:t>docker-compose up -d postgres kafka zookeeper</w:t>
+        <w:t>docker-compose up -d --build</w:t>
+        <w:br/>
+        <w:br/>
+        <w:t>This single command provisions all services: PostgreSQL (schema initialised automatically), Kafka + Zookeeper, NiFi (flow.json.gz pre-loaded — flow starts immediately), and the Java service (built as FAT-Jar). No separate nifi-setup service exists; the flow is served directly from the committed conf directory.</w:t>
       </w:r>
     </w:p>
-    <w:p>
-      <w:pPr>
-        <w:spacing w:before="0" w:after="0"/>
-        <w:shd w:val="clear" w:color="auto" w:fill="F0F4F8"/>
-      </w:pPr>
-      <w:r>
-        <w:rPr>
-          <w:rFonts w:ascii="Courier New" w:hAnsi="Courier New"/>
-          <w:color w:val="1E406E"/>
-          <w:sz w:val="18"/>
-        </w:rPr>
-        <w:t># wait ~15 seconds</w:t>
-      </w:r>
-    </w:p>
-    <w:p>
-      <w:pPr>
-        <w:spacing w:before="0" w:after="0"/>
-        <w:shd w:val="clear" w:color="auto" w:fill="F0F4F8"/>
-      </w:pPr>
-      <w:r>
-        <w:rPr>
-          <w:rFonts w:ascii="Courier New" w:hAnsi="Courier New"/>
-          <w:color w:val="1E406E"/>
-          <w:sz w:val="18"/>
-        </w:rPr>
-        <w:t>docker exec gig-postgres pg_isready -U gig_user -d gig_db</w:t>
-      </w:r>
-    </w:p>
+    <w:p/>
     <w:p/>
     <w:p>
       <w:pPr>
@@ -2503,90 +2420,7 @@
           <w:b/>
           <w:sz w:val="22"/>
         </w:rPr>
-        <w:t>Step 2 — Start NiFi and configure the flow</w:t>
-      </w:r>
-    </w:p>
-    <w:p>
-      <w:pPr>
-        <w:spacing w:before="0" w:after="0"/>
-        <w:shd w:val="clear" w:color="auto" w:fill="F0F4F8"/>
-      </w:pPr>
-      <w:r>
-        <w:rPr>
-          <w:rFonts w:ascii="Courier New" w:hAnsi="Courier New"/>
-          <w:color w:val="1E406E"/>
-          <w:sz w:val="18"/>
-        </w:rPr>
-        <w:t>docker-compose up -d nifi</w:t>
-      </w:r>
-    </w:p>
-    <w:p>
-      <w:pPr>
-        <w:spacing w:before="0" w:after="0"/>
-        <w:shd w:val="clear" w:color="auto" w:fill="F0F4F8"/>
-      </w:pPr>
-      <w:r>
-        <w:rPr>
-          <w:rFonts w:ascii="Courier New" w:hAnsi="Courier New"/>
-          <w:color w:val="1E406E"/>
-          <w:sz w:val="18"/>
-        </w:rPr>
-        <w:t>python3 scripts/setup-nifi-flow.py</w:t>
-      </w:r>
-    </w:p>
-    <w:p>
-      <w:pPr>
-        <w:spacing w:before="0" w:after="0"/>
-        <w:shd w:val="clear" w:color="auto" w:fill="F0F4F8"/>
-      </w:pPr>
-      <w:r>
-        <w:rPr>
-          <w:rFonts w:ascii="Courier New" w:hAnsi="Courier New"/>
-          <w:color w:val="1E406E"/>
-          <w:sz w:val="18"/>
-        </w:rPr>
-        <w:t># script waits up to 2 min for NiFi, then creates 11 processors</w:t>
-      </w:r>
-    </w:p>
-    <w:p/>
-    <w:p>
-      <w:pPr>
-        <w:spacing w:before="120" w:after="40"/>
-      </w:pPr>
-      <w:r>
-        <w:rPr>
-          <w:b/>
-          <w:sz w:val="22"/>
-        </w:rPr>
-        <w:t>Step 3 — Build and start the Java service</w:t>
-      </w:r>
-    </w:p>
-    <w:p>
-      <w:pPr>
-        <w:spacing w:before="0" w:after="0"/>
-        <w:shd w:val="clear" w:color="auto" w:fill="F0F4F8"/>
-      </w:pPr>
-      <w:r>
-        <w:rPr>
-          <w:rFonts w:ascii="Courier New" w:hAnsi="Courier New"/>
-          <w:color w:val="1E406E"/>
-          <w:sz w:val="18"/>
-        </w:rPr>
-        <w:t>docker-compose up -d --build java-service</w:t>
-      </w:r>
-    </w:p>
-    <w:p>
-      <w:pPr>
-        <w:spacing w:before="0" w:after="0"/>
-        <w:shd w:val="clear" w:color="auto" w:fill="F0F4F8"/>
-      </w:pPr>
-      <w:r>
-        <w:rPr>
-          <w:rFonts w:ascii="Courier New" w:hAnsi="Courier New"/>
-          <w:color w:val="1E406E"/>
-          <w:sz w:val="18"/>
-        </w:rPr>
-        <w:t># first build: 2-3 min</w:t>
+        <w:t>Step 2 — Wait for the Java service</w:t>
       </w:r>
     </w:p>
     <w:p>
@@ -2613,7 +2447,7 @@
           <w:b/>
           <w:sz w:val="22"/>
         </w:rPr>
-        <w:t>Step 4 — Verify the API</w:t>
+        <w:t>Step 3 — Verify the API</w:t>
       </w:r>
     </w:p>
     <w:p>
@@ -2640,21 +2474,7 @@
           <w:b/>
           <w:sz w:val="22"/>
         </w:rPr>
-        <w:t>Step 5 — Run reconciliation</w:t>
-      </w:r>
-    </w:p>
-    <w:p>
-      <w:pPr>
-        <w:spacing w:before="0" w:after="0"/>
-        <w:shd w:val="clear" w:color="auto" w:fill="F0F4F8"/>
-      </w:pPr>
-      <w:r>
-        <w:rPr>
-          <w:rFonts w:ascii="Courier New" w:hAnsi="Courier New"/>
-          <w:color w:val="1E406E"/>
-          <w:sz w:val="18"/>
-        </w:rPr>
-        <w:t>sleep 10</w:t>
+        <w:t>Step 4 — Run reconciliation</w:t>
       </w:r>
     </w:p>
     <w:p>
@@ -2706,35 +2526,7 @@
           <w:color w:val="1E406E"/>
           <w:sz w:val="18"/>
         </w:rPr>
-        <w:t>docker-compose up -d postgres kafka zookeeper nifi</w:t>
-      </w:r>
-    </w:p>
-    <w:p>
-      <w:pPr>
-        <w:spacing w:before="0" w:after="0"/>
-        <w:shd w:val="clear" w:color="auto" w:fill="F0F4F8"/>
-      </w:pPr>
-      <w:r>
-        <w:rPr>
-          <w:rFonts w:ascii="Courier New" w:hAnsi="Courier New"/>
-          <w:color w:val="1E406E"/>
-          <w:sz w:val="18"/>
-        </w:rPr>
-        <w:t>docker-compose up -d --build java-service</w:t>
-      </w:r>
-    </w:p>
-    <w:p>
-      <w:pPr>
-        <w:spacing w:before="0" w:after="0"/>
-        <w:shd w:val="clear" w:color="auto" w:fill="F0F4F8"/>
-      </w:pPr>
-      <w:r>
-        <w:rPr>
-          <w:rFonts w:ascii="Courier New" w:hAnsi="Courier New"/>
-          <w:color w:val="1E406E"/>
-          <w:sz w:val="18"/>
-        </w:rPr>
-        <w:t>python3 scripts/setup-nifi-flow.py</w:t>
+        <w:t>docker-compose up -d --build</w:t>
       </w:r>
     </w:p>
     <w:p>
@@ -3001,7 +2793,7 @@
           <w:color w:val="1E406E"/>
           <w:sz w:val="18"/>
         </w:rPr>
-        <w:t>│       ├── kafka/                    # TransactionConsumer, NiFiTransformerService, TransactionProducer</w:t>
+        <w:t>│       ├── kafka/                    # TransactionConsumer, TransactionProducer</w:t>
       </w:r>
     </w:p>
     <w:p>
@@ -3015,7 +2807,7 @@
           <w:color w:val="1E406E"/>
           <w:sz w:val="18"/>
         </w:rPr>
-        <w:t>│       ├── model/                    # Account, Transaction, TransactionTarget</w:t>
+        <w:t>│       ├── model/                    # Account, Transaction</w:t>
       </w:r>
     </w:p>
     <w:p>
@@ -3071,7 +2863,7 @@
           <w:color w:val="1E406E"/>
           <w:sz w:val="18"/>
         </w:rPr>
-        <w:t>│   ├── setup-nifi-flow.py            # Phase 2: 11 processors + retry loops via REST API</w:t>
+        <w:t>│   ├── setup-nifi-flow.py            # utility: regenerates flow.json.gz via NiFi REST API</w:t>
       </w:r>
     </w:p>
     <w:p>
@@ -3741,219 +3533,20 @@
         <w:jc w:val="left"/>
       </w:pPr>
       <w:r>
-        <w:t>11.4 Dual independent consumers on the same Kafka topic</w:t>
+        <w:t>11.4 NiFi flow auto-loading via flow.json.gz</w:t>
       </w:r>
     </w:p>
     <w:p>
-      <w:pPr>
-        <w:spacing w:after="80"/>
-      </w:pPr>
       <w:r>
-        <w:rPr>
-          <w:b/>
-          <w:sz w:val="21"/>
-        </w:rPr>
-        <w:t xml:space="preserve">The design choice: </w:t>
-      </w:r>
-      <w:r>
-        <w:rPr>
-          <w:sz w:val="21"/>
-        </w:rPr>
-        <w:t>Both NiFiTransformerService and TransactionConsumer consume from transactions-topic but with different consumer group IDs. Kafka delivers every message to both independently.</w:t>
+        <w:t>The NiFi flow is committed as nifi/conf/flow.json.gz. The NiFi container mounts ./nifi/conf as its configuration directory and loads the flow automatically on start — no nifi-setup service, no script invocation. docker-compose up -d --build is the single command that brings the entire pipeline live.</w:t>
+        <w:br/>
+        <w:br/>
+        <w:t>scripts/setup-nifi-flow.py is kept as a utility: running it against a live NiFi instance regenerates flow.json.gz if the conf directory is wiped or the flow needs structural changes.</w:t>
+        <w:br/>
+        <w:br/>
+        <w:t>Test: docker-compose down -v &amp;&amp; docker-compose up -d --build. After the Java service is healthy, python3 scripts/reconciliation.py must report Overall result: PASS with no additional steps.</w:t>
       </w:r>
     </w:p>
-    <w:p>
-      <w:pPr>
-        <w:spacing w:before="0" w:after="0"/>
-        <w:shd w:val="clear" w:color="auto" w:fill="F0F4F8"/>
-      </w:pPr>
-      <w:r>
-        <w:rPr>
-          <w:rFonts w:ascii="Courier New" w:hAnsi="Courier New"/>
-          <w:color w:val="1E406E"/>
-          <w:sz w:val="18"/>
-        </w:rPr>
-        <w:t>// NiFiTransformerService.java</w:t>
-      </w:r>
-    </w:p>
-    <w:p>
-      <w:pPr>
-        <w:spacing w:before="0" w:after="0"/>
-        <w:shd w:val="clear" w:color="auto" w:fill="F0F4F8"/>
-      </w:pPr>
-      <w:r>
-        <w:rPr>
-          <w:rFonts w:ascii="Courier New" w:hAnsi="Courier New"/>
-          <w:color w:val="1E406E"/>
-          <w:sz w:val="18"/>
-        </w:rPr>
-        <w:t>@KafkaListener(topics = "transactions-topic", groupId = "nifi-transformer-group")</w:t>
-      </w:r>
-    </w:p>
-    <w:p>
-      <w:pPr>
-        <w:spacing w:before="0" w:after="0"/>
-        <w:shd w:val="clear" w:color="auto" w:fill="F0F4F8"/>
-      </w:pPr>
-      <w:r>
-        <w:rPr>
-          <w:rFonts w:ascii="Courier New" w:hAnsi="Courier New"/>
-          <w:color w:val="1E406E"/>
-          <w:sz w:val="18"/>
-        </w:rPr>
-        <w:t xml:space="preserve"> </w:t>
-      </w:r>
-    </w:p>
-    <w:p>
-      <w:pPr>
-        <w:spacing w:before="0" w:after="0"/>
-        <w:shd w:val="clear" w:color="auto" w:fill="F0F4F8"/>
-      </w:pPr>
-      <w:r>
-        <w:rPr>
-          <w:rFonts w:ascii="Courier New" w:hAnsi="Courier New"/>
-          <w:color w:val="1E406E"/>
-          <w:sz w:val="18"/>
-        </w:rPr>
-        <w:t>// TransactionConsumer.java</w:t>
-      </w:r>
-    </w:p>
-    <w:p>
-      <w:pPr>
-        <w:spacing w:before="0" w:after="0"/>
-        <w:shd w:val="clear" w:color="auto" w:fill="F0F4F8"/>
-      </w:pPr>
-      <w:r>
-        <w:rPr>
-          <w:rFonts w:ascii="Courier New" w:hAnsi="Courier New"/>
-          <w:color w:val="1E406E"/>
-          <w:sz w:val="18"/>
-        </w:rPr>
-        <w:t>@KafkaListener(topics = "transactions-topic", groupId = "gig-consumer-group")</w:t>
-      </w:r>
-    </w:p>
-    <w:p/>
-    <w:p>
-      <w:pPr>
-        <w:spacing w:after="80"/>
-      </w:pPr>
-      <w:r>
-        <w:rPr>
-          <w:b/>
-          <w:sz w:val="21"/>
-        </w:rPr>
-        <w:t xml:space="preserve">Result: </w:t>
-      </w:r>
-      <w:r>
-        <w:rPr>
-          <w:sz w:val="21"/>
-        </w:rPr>
-        <w:t>transactions_source and transactions_target are populated from the same stream without any coupling between the two consumers. NiFiTransformerService uses first-write-wins; TransactionConsumer uses highest-amount-wins.</w:t>
-      </w:r>
-    </w:p>
-    <w:p>
-      <w:pPr>
-        <w:spacing w:after="80"/>
-      </w:pPr>
-      <w:r>
-        <w:rPr>
-          <w:b/>
-          <w:sz w:val="21"/>
-        </w:rPr>
-        <w:t xml:space="preserve">Test case — verify both tables are populated: </w:t>
-      </w:r>
-      <w:r>
-        <w:rPr>
-          <w:sz w:val="21"/>
-        </w:rPr>
-      </w:r>
-    </w:p>
-    <w:p>
-      <w:pPr>
-        <w:spacing w:before="0" w:after="0"/>
-        <w:shd w:val="clear" w:color="auto" w:fill="F0F4F8"/>
-      </w:pPr>
-      <w:r>
-        <w:rPr>
-          <w:rFonts w:ascii="Courier New" w:hAnsi="Courier New"/>
-          <w:color w:val="1E406E"/>
-          <w:sz w:val="18"/>
-        </w:rPr>
-        <w:t>docker exec gig-postgres psql -U gig_user -d gig_db \</w:t>
-      </w:r>
-    </w:p>
-    <w:p>
-      <w:pPr>
-        <w:spacing w:before="0" w:after="0"/>
-        <w:shd w:val="clear" w:color="auto" w:fill="F0F4F8"/>
-      </w:pPr>
-      <w:r>
-        <w:rPr>
-          <w:rFonts w:ascii="Courier New" w:hAnsi="Courier New"/>
-          <w:color w:val="1E406E"/>
-          <w:sz w:val="18"/>
-        </w:rPr>
-        <w:t xml:space="preserve">  -c "SELECT 'source' AS tbl, COUNT(*) FROM gig.transactions_source</w:t>
-      </w:r>
-    </w:p>
-    <w:p>
-      <w:pPr>
-        <w:spacing w:before="0" w:after="0"/>
-        <w:shd w:val="clear" w:color="auto" w:fill="F0F4F8"/>
-      </w:pPr>
-      <w:r>
-        <w:rPr>
-          <w:rFonts w:ascii="Courier New" w:hAnsi="Courier New"/>
-          <w:color w:val="1E406E"/>
-          <w:sz w:val="18"/>
-        </w:rPr>
-        <w:t xml:space="preserve">      UNION ALL</w:t>
-      </w:r>
-    </w:p>
-    <w:p>
-      <w:pPr>
-        <w:spacing w:before="0" w:after="0"/>
-        <w:shd w:val="clear" w:color="auto" w:fill="F0F4F8"/>
-      </w:pPr>
-      <w:r>
-        <w:rPr>
-          <w:rFonts w:ascii="Courier New" w:hAnsi="Courier New"/>
-          <w:color w:val="1E406E"/>
-          <w:sz w:val="18"/>
-        </w:rPr>
-        <w:t xml:space="preserve">      SELECT 'target', COUNT(*) FROM gig.transactions_target;"</w:t>
-      </w:r>
-    </w:p>
-    <w:p>
-      <w:pPr>
-        <w:spacing w:before="0" w:after="0"/>
-        <w:shd w:val="clear" w:color="auto" w:fill="F0F4F8"/>
-      </w:pPr>
-      <w:r>
-        <w:rPr>
-          <w:rFonts w:ascii="Courier New" w:hAnsi="Courier New"/>
-          <w:color w:val="1E406E"/>
-          <w:sz w:val="18"/>
-        </w:rPr>
-        <w:t xml:space="preserve"> </w:t>
-      </w:r>
-    </w:p>
-    <w:p>
-      <w:pPr>
-        <w:spacing w:before="0" w:after="0"/>
-        <w:shd w:val="clear" w:color="auto" w:fill="F0F4F8"/>
-      </w:pPr>
-      <w:r>
-        <w:rPr>
-          <w:rFonts w:ascii="Courier New" w:hAnsi="Courier New"/>
-          <w:color w:val="1E406E"/>
-          <w:sz w:val="18"/>
-        </w:rPr>
-        <w:t>-- Expected: source = 6, target = 6</w:t>
-      </w:r>
-    </w:p>
-    <w:p/>
-    <w:p/>
     <w:p>
       <w:pPr>
         <w:pStyle w:val="Heading2"/>
